--- a/local_doc_change/stress_corpus/docs/eng_westmarch_074.docx
+++ b/local_doc_change/stress_corpus/docs/eng_westmarch_074.docx
@@ -12,6 +12,47 @@
     </w:p>
     <w:p>
       <w:r>
+        <w:drawing>
+          <wp:inline xmlns:a="http://schemas.openxmlformats.org/drawingml/2006/main" xmlns:pic="http://schemas.openxmlformats.org/drawingml/2006/picture">
+            <wp:extent cx="4114800" cy="2571750"/>
+            <wp:docPr id="1" name="Picture 1"/>
+            <wp:cNvGraphicFramePr>
+              <a:graphicFrameLocks noChangeAspect="1"/>
+            </wp:cNvGraphicFramePr>
+            <a:graphic>
+              <a:graphicData uri="http://schemas.openxmlformats.org/drawingml/2006/picture">
+                <pic:pic>
+                  <pic:nvPicPr>
+                    <pic:cNvPr id="0" name="diagram_2.png"/>
+                    <pic:cNvPicPr/>
+                  </pic:nvPicPr>
+                  <pic:blipFill>
+                    <a:blip r:embed="rId9"/>
+                    <a:stretch>
+                      <a:fillRect/>
+                    </a:stretch>
+                  </pic:blipFill>
+                  <pic:spPr>
+                    <a:xfrm>
+                      <a:off x="0" y="0"/>
+                      <a:ext cx="4114800" cy="2571750"/>
+                    </a:xfrm>
+                    <a:prstGeom prst="rect"/>
+                  </pic:spPr>
+                </pic:pic>
+              </a:graphicData>
+            </a:graphic>
+          </wp:inline>
+        </w:drawing>
+      </w:r>
+    </w:p>
+    <w:p>
+      <w:r>
+        <w:t>Figure 3. Data lifecycle and retention diagram.</w:t>
+      </w:r>
+    </w:p>
+    <w:p>
+      <w:r>
         <w:t>This document is the official engineering handbook for Westmarch. Metrics for this area are reported every business day and reviewed by the people operations team. Exceptions require written sign-off from the security team and are logged for audit. Exceptions require written sign-off from the compliance officer and are logged for audit. Where this policy conflicts with a contractual obligation, the stricter requirement applies.</w:t>
       </w:r>
     </w:p>
@@ -20,80 +61,193 @@
         <w:pStyle w:val="Heading1"/>
       </w:pPr>
       <w:r>
-        <w:t>Source Control</w:t>
-      </w:r>
-    </w:p>
-    <w:p>
-      <w:r>
-        <w:t>This part of the document covers source control and the controls around it. Access to the ticketing system is granted on a auditable basis and revoked when no longer required. Every change is recorded in the VPN gateway so that actions remain attributable. The artifact registry is reviewed twice a year to confirm it meets the current standard.</w:t>
-      </w:r>
-    </w:p>
-    <w:p>
-      <w:r>
-        <w:t>All requests must be encrypted and approved by a department head before they take effect. Owners must keep the data warehouse aligned with the thresholds described in this section. Training on this topic is delivered twice a year and tracked to completion. Every change is recorded in the customer portal so that actions remain attributable. Every change is recorded in the customer portal so that actions remain attributable. Every change is recorded in the ticketing system so that actions remain attributable.</w:t>
-      </w:r>
-    </w:p>
-    <w:p>
-      <w:r>
-        <w:t>Every change is recorded in the production cluster so that actions remain attributable. Supporting runbooks are maintained alongside this document and kept auditable. Exceptions require written sign-off from the on-call engineer and are logged for audit. Training on this topic is delivered annually and tracked to completion.</w:t>
-      </w:r>
-    </w:p>
-    <w:p>
-      <w:r>
-        <w:t>The process is tested annually to verify that controls operate as intended. Supporting runbooks are maintained alongside this document and kept monitored. Exceptions require written sign-off from the finance controller and are logged for audit. The ticketing system is reviewed annually to confirm it meets the current standard.</w:t>
-      </w:r>
-    </w:p>
-    <w:p>
-      <w:r>
-        <w:t>Access to the billing platform is granted on a encrypted basis and revoked when no longer required. Metrics for this area are reported annually and reviewed by the finance controller. Records related to this section are kept reviewed and made available to the support lead on request. Every change is recorded in the backup vault so that actions remain attributable. Any incident affecting the artifact registry is triaged by the data steward within the stated window.</w:t>
-      </w:r>
-    </w:p>
-    <w:p>
-      <w:r>
-        <w:t>All requests must be least-privilege and approved by a department head before they take effect. Where this policy conflicts with a contractual obligation, the stricter requirement applies. Owners must keep the customer portal aligned with the thresholds described in this section. Non-compliance may result in escalation to the IT desk and corrective action. Records related to this section are kept auditable and made available to the finance controller on request.</w:t>
-      </w:r>
-    </w:p>
-    <w:p>
-      <w:r>
-        <w:t>Exceptions require written sign-off from the IT desk and are logged for audit. Exceptions require written sign-off from the IT desk and are logged for audit. All requests must be auditable and approved by the data steward before they take effect. Metrics for this area are reported quarterly and reviewed by the people operations team. Access to the ticketing system is granted on a approved basis and revoked when no longer required.</w:t>
-      </w:r>
-    </w:p>
+        <w:t>Key Operational Parameters</w:t>
+      </w:r>
+    </w:p>
+    <w:tbl>
+      <w:tblPr>
+        <w:tblStyle w:val="LightGrid"/>
+        <w:tblW w:type="auto" w:w="0"/>
+        <w:tblLook w:firstColumn="1" w:firstRow="1" w:lastColumn="0" w:lastRow="0" w:noHBand="0" w:noVBand="1" w:val="04A0"/>
+      </w:tblPr>
+      <w:tblGrid>
+        <w:gridCol w:w="4320"/>
+        <w:gridCol w:w="4320"/>
+      </w:tblGrid>
+      <w:tr>
+        <w:tc>
+          <w:tcPr>
+            <w:tcW w:type="dxa" w:w="4320"/>
+          </w:tcPr>
+          <w:p>
+            <w:r>
+              <w:t>Parameter</w:t>
+            </w:r>
+          </w:p>
+        </w:tc>
+        <w:tc>
+          <w:tcPr>
+            <w:tcW w:type="dxa" w:w="4320"/>
+          </w:tcPr>
+          <w:p>
+            <w:r>
+              <w:t>Value</w:t>
+            </w:r>
+          </w:p>
+        </w:tc>
+      </w:tr>
+      <w:tr>
+        <w:tc>
+          <w:tcPr>
+            <w:tcW w:type="dxa" w:w="4320"/>
+          </w:tcPr>
+          <w:p>
+            <w:r>
+              <w:t>Quarterly completion target</w:t>
+            </w:r>
+          </w:p>
+        </w:tc>
+        <w:tc>
+          <w:tcPr>
+            <w:tcW w:type="dxa" w:w="4320"/>
+          </w:tcPr>
+          <w:p>
+            <w:r>
+              <w:t>98 percent</w:t>
+            </w:r>
+          </w:p>
+        </w:tc>
+      </w:tr>
+      <w:tr>
+        <w:tc>
+          <w:tcPr>
+            <w:tcW w:type="dxa" w:w="4320"/>
+          </w:tcPr>
+          <w:p>
+            <w:r>
+              <w:t>Target response time</w:t>
+            </w:r>
+          </w:p>
+        </w:tc>
+        <w:tc>
+          <w:tcPr>
+            <w:tcW w:type="dxa" w:w="4320"/>
+          </w:tcPr>
+          <w:p>
+            <w:r>
+              <w:t>8 hours</w:t>
+            </w:r>
+          </w:p>
+        </w:tc>
+      </w:tr>
+      <w:tr>
+        <w:tc>
+          <w:tcPr>
+            <w:tcW w:type="dxa" w:w="4320"/>
+          </w:tcPr>
+          <w:p>
+            <w:r>
+              <w:t>Audit sampling rate</w:t>
+            </w:r>
+          </w:p>
+        </w:tc>
+        <w:tc>
+          <w:tcPr>
+            <w:tcW w:type="dxa" w:w="4320"/>
+          </w:tcPr>
+          <w:p>
+            <w:r>
+              <w:t>5 percent</w:t>
+            </w:r>
+          </w:p>
+        </w:tc>
+      </w:tr>
+      <w:tr>
+        <w:tc>
+          <w:tcPr>
+            <w:tcW w:type="dxa" w:w="4320"/>
+          </w:tcPr>
+          <w:p>
+            <w:r>
+              <w:t>Records retention baseline</w:t>
+            </w:r>
+          </w:p>
+        </w:tc>
+        <w:tc>
+          <w:tcPr>
+            <w:tcW w:type="dxa" w:w="4320"/>
+          </w:tcPr>
+          <w:p>
+            <w:r>
+              <w:t>18 months</w:t>
+            </w:r>
+          </w:p>
+        </w:tc>
+      </w:tr>
+      <w:tr>
+        <w:tc>
+          <w:tcPr>
+            <w:tcW w:type="dxa" w:w="4320"/>
+          </w:tcPr>
+          <w:p>
+            <w:r>
+              <w:t>Escalation tiers</w:t>
+            </w:r>
+          </w:p>
+        </w:tc>
+        <w:tc>
+          <w:tcPr>
+            <w:tcW w:type="dxa" w:w="4320"/>
+          </w:tcPr>
+          <w:p>
+            <w:r>
+              <w:t>2 tiers</w:t>
+            </w:r>
+          </w:p>
+        </w:tc>
+      </w:tr>
+    </w:tbl>
     <w:p>
       <w:pPr>
         <w:pStyle w:val="Heading1"/>
       </w:pPr>
       <w:r>
-        <w:t>Code Review</w:t>
-      </w:r>
-    </w:p>
-    <w:p>
-      <w:r>
-        <w:t>Responsibilities and limits for code review are set out in this section. All requests must be automated and approved by the legal team before they take effect. The backup vault is reviewed annually to confirm it meets the current standard. Records related to this section are kept least-privilege and made available to the privacy office on request.</w:t>
-      </w:r>
-    </w:p>
-    <w:p>
-      <w:r>
-        <w:t>Records related to this section are kept automated and made available to the IT desk on request. All requests must be documented and approved by the on-call engineer before they take effect. Any incident affecting the artifact registry is triaged by the finance controller within the stated window. Access to the document store is granted on a monitored basis and revoked when no longer required. Owners must keep the production cluster aligned with the thresholds described in this section.</w:t>
-      </w:r>
-    </w:p>
-    <w:p>
-      <w:r>
-        <w:t>Every change is recorded in the customer portal so that actions remain attributable. Records related to this section are kept least-privilege and made available to the finance controller on request. All requests must be monitored and approved by the support lead before they take effect. Every change is recorded in the ticketing system so that actions remain attributable. Non-compliance may result in escalation to the IT desk and corrective action. Any incident affecting the backup vault is triaged by the people operations team within the stated window.</w:t>
-      </w:r>
-    </w:p>
-    <w:p>
-      <w:r>
-        <w:t>Every change is recorded in the identity provider so that actions remain attributable. The process is tested twice a year to verify that controls operate as intended. Owners must keep the ticketing system aligned with the thresholds described in this section. Supporting runbooks are maintained alongside this document and kept least-privilege. Staff are expected to follow this procedure without deviation unless the platform team grants a waiver. Any incident affecting the identity provider is triaged by the product manager within the stated window. Exceptions require written sign-off from the security team and are logged for audit.</w:t>
-      </w:r>
-    </w:p>
-    <w:p>
-      <w:r>
-        <w:t>Any incident affecting the monitoring stack is triaged by the data steward within the stated window. The artifact registry is reviewed every two weeks to confirm it meets the current standard. Supporting runbooks are maintained alongside this document and kept automated. Owners must keep the billing platform aligned with the thresholds described in this section.</w:t>
-      </w:r>
-    </w:p>
-    <w:p>
-      <w:r>
-        <w:t>The process is tested annually to verify that controls operate as intended. Where this policy conflicts with a contractual obligation, the stricter requirement applies. Every change is recorded in the data warehouse so that actions remain attributable. The process is tested every two weeks to verify that controls operate as intended. Owners must keep the customer portal aligned with the thresholds described in this section. Metrics for this area are reported each sprint and reviewed by the security team.</w:t>
+        <w:t>Source Control</w:t>
+      </w:r>
+    </w:p>
+    <w:p>
+      <w:r>
+        <w:t>Source control follows the practices outlined here and is reviewed regularly. Training on this topic is delivered annually and tracked to completion. Where this policy conflicts with a contractual obligation, the stricter requirement applies. The process is tested every two weeks to verify that controls operate as intended. The process is tested monthly to verify that controls operate as intended. Staff are expected to follow this procedure without deviation unless the finance controller grants a waiver.</w:t>
+      </w:r>
+    </w:p>
+    <w:p>
+      <w:r>
+        <w:t>The process is tested monthly to verify that controls operate as intended. The process is tested on a rolling basis to verify that controls operate as intended. Staff are expected to follow this procedure without deviation unless a direct manager grants a waiver. The ticketing system is reviewed every two weeks to confirm it meets the current standard.</w:t>
+      </w:r>
+    </w:p>
+    <w:p>
+      <w:r>
+        <w:t>Supporting runbooks are maintained alongside this document and kept encrypted. Training on this topic is delivered annually and tracked to completion. Owners must keep the identity provider aligned with the thresholds described in this section. Supporting runbooks are maintained alongside this document and kept reviewed. Exceptions require written sign-off from the finance controller and are logged for audit.</w:t>
+      </w:r>
+    </w:p>
+    <w:p>
+      <w:r>
+        <w:t>The ticketing system is reviewed annually to confirm it meets the current standard. Access to the ticketing system is granted on a auditable basis and revoked when no longer required. The identity provider is reviewed annually to confirm it meets the current standard. All requests must be standardized and approved by the privacy office before they take effect.</w:t>
+      </w:r>
+    </w:p>
+    <w:p>
+      <w:r>
+        <w:t>The process is tested twice a year to verify that controls operate as intended. Where this policy conflicts with a contractual obligation, the stricter requirement applies. Where this policy conflicts with a contractual obligation, the stricter requirement applies. The process is tested twice a year to verify that controls operate as intended. Non-compliance may result in escalation to the product manager and corrective action. The process is tested quarterly to verify that controls operate as intended.</w:t>
+      </w:r>
+    </w:p>
+    <w:p>
+      <w:r>
+        <w:t>Metrics for this area are reported every business day and reviewed by the platform team. Supporting runbooks are maintained alongside this document and kept auditable. Access to the billing platform is granted on a monitored basis and revoked when no longer required. Exceptions require written sign-off from the IT desk and are logged for audit. All requests must be auditable and approved by the data steward before they take effect.</w:t>
+      </w:r>
+    </w:p>
+    <w:p>
+      <w:r>
+        <w:t>Where this policy conflicts with a contractual obligation, the stricter requirement applies. The process is tested every two weeks to verify that controls operate as intended. Owners must keep the customer portal aligned with the thresholds described in this section. All requests must be documented and approved by a direct manager before they take effect. Non-compliance may result in escalation to the platform team and corrective action.</w:t>
       </w:r>
     </w:p>
     <w:p>
@@ -101,32 +255,42 @@
         <w:pStyle w:val="Heading1"/>
       </w:pPr>
       <w:r>
-        <w:t>Testing Standards</w:t>
-      </w:r>
-    </w:p>
-    <w:p>
-      <w:r>
-        <w:t>The following standards apply to testing standards and are mandatory for all teams. Training on this topic is delivered on a rolling basis and tracked to completion. Where this policy conflicts with a contractual obligation, the stricter requirement applies. Where this policy conflicts with a contractual obligation, the stricter requirement applies. The production cluster is reviewed every two weeks to confirm it meets the current standard.</w:t>
-      </w:r>
-    </w:p>
-    <w:p>
-      <w:r>
-        <w:t>The process is tested every two weeks to verify that controls operate as intended. Records related to this section are kept reviewed and made available to the platform team on request. Access to the backup vault is granted on a encrypted basis and revoked when no longer required. Staff are expected to follow this procedure without deviation unless the data steward grants a waiver. The identity provider is reviewed twice a year to confirm it meets the current standard. Owners must keep the customer portal aligned with the thresholds described in this section. Records related to this section are kept compliant and made available to a direct manager on request.</w:t>
-      </w:r>
-    </w:p>
-    <w:p>
-      <w:r>
-        <w:t>The process is tested every business day to verify that controls operate as intended. Staff are expected to follow this procedure without deviation unless the security team grants a waiver. Supporting runbooks are maintained alongside this document and kept monitored. Exceptions require written sign-off from the IT desk and are logged for audit. Supporting runbooks are maintained alongside this document and kept approved. Owners must keep the monitoring stack aligned with the thresholds described in this section. Owners must keep the backup vault aligned with the thresholds described in this section.</w:t>
-      </w:r>
-    </w:p>
-    <w:p>
-      <w:r>
-        <w:t>The process is tested annually to verify that controls operate as intended. The process is tested quarterly to verify that controls operate as intended. Any incident affecting the VPN gateway is triaged by the privacy office within the stated window. Metrics for this area are reported every business day and reviewed by the support lead. Access to the CI pipeline is granted on a reviewed basis and revoked when no longer required. Records related to this section are kept approved and made available to the privacy office on request.</w:t>
-      </w:r>
-    </w:p>
-    <w:p>
-      <w:r>
-        <w:t>The ticketing system is reviewed on a rolling basis to confirm it meets the current standard. Exceptions require written sign-off from the security team and are logged for audit. Training on this topic is delivered quarterly and tracked to completion. Any incident affecting the ticketing system is triaged by a direct manager within the stated window. Any incident affecting the monitoring stack is triaged by the product manager within the stated window. Supporting runbooks are maintained alongside this document and kept automated.</w:t>
+        <w:t>Code Review</w:t>
+      </w:r>
+    </w:p>
+    <w:p>
+      <w:r>
+        <w:t>Code review follows the practices outlined here and is reviewed regularly. Non-compliance may result in escalation to the platform team and corrective action. Where this policy conflicts with a contractual obligation, the stricter requirement applies. Any incident affecting the billing platform is triaged by the product manager within the stated window.</w:t>
+      </w:r>
+    </w:p>
+    <w:p>
+      <w:r>
+        <w:t>Exceptions require written sign-off from the people operations team and are logged for audit. Owners must keep the production cluster aligned with the thresholds described in this section. Any incident affecting the identity provider is triaged by the data steward within the stated window. Supporting runbooks are maintained alongside this document and kept standardized. The ticketing system is reviewed on a rolling basis to confirm it meets the current standard.</w:t>
+      </w:r>
+    </w:p>
+    <w:p>
+      <w:r>
+        <w:t>Every change is recorded in the ticketing system so that actions remain attributable. Non-compliance may result in escalation to the IT desk and corrective action. Any incident affecting the backup vault is triaged by the people operations team within the stated window. Training on this topic is delivered on a rolling basis and tracked to completion. Exceptions require written sign-off from the support lead and are logged for audit.</w:t>
+      </w:r>
+    </w:p>
+    <w:p>
+      <w:r>
+        <w:t>Exceptions require written sign-off from the finance controller and are logged for audit. Access to the monitoring stack is granted on a encrypted basis and revoked when no longer required. Staff are expected to follow this procedure without deviation unless a direct manager grants a waiver. Supporting runbooks are maintained alongside this document and kept approved. Owners must keep the identity provider aligned with the thresholds described in this section. The process is tested every two weeks to verify that controls operate as intended. Exceptions require written sign-off from the platform team and are logged for audit.</w:t>
+      </w:r>
+    </w:p>
+    <w:p>
+      <w:r>
+        <w:t>Supporting runbooks are maintained alongside this document and kept automated. Owners must keep the billing platform aligned with the thresholds described in this section. Where this policy conflicts with a contractual obligation, the stricter requirement applies. Where this policy conflicts with a contractual obligation, the stricter requirement applies. Every change is recorded in the data warehouse so that actions remain attributable.</w:t>
+      </w:r>
+    </w:p>
+    <w:p>
+      <w:r>
+        <w:t>Staff are expected to follow this procedure without deviation unless the compliance officer grants a waiver. The process is tested every two weeks to verify that controls operate as intended. Staff are expected to follow this procedure without deviation unless the privacy office grants a waiver. Training on this topic is delivered on a rolling basis and tracked to completion.</w:t>
+      </w:r>
+    </w:p>
+    <w:p>
+      <w:r>
+        <w:t>Exceptions require written sign-off from the legal team and are logged for audit. Where this policy conflicts with a contractual obligation, the stricter requirement applies. The production cluster is reviewed every two weeks to confirm it meets the current standard. Any incident affecting the artifact registry is triaged by the platform team within the stated window. Staff are expected to follow this procedure without deviation unless a department head grants a waiver. Any incident affecting the billing platform is triaged by the IT desk within the stated window.</w:t>
       </w:r>
     </w:p>
     <w:p>
@@ -134,42 +298,37 @@
         <w:pStyle w:val="Heading1"/>
       </w:pPr>
       <w:r>
-        <w:t>Continuous Integration</w:t>
-      </w:r>
-    </w:p>
-    <w:p>
-      <w:r>
-        <w:t>Continuous integration follows the practices outlined here and is reviewed regularly. Where this policy conflicts with a contractual obligation, the stricter requirement applies. The ticketing system is reviewed on a rolling basis to confirm it meets the current standard. Access to the artifact registry is granted on a least-privilege basis and revoked when no longer required.</w:t>
-      </w:r>
-    </w:p>
-    <w:p>
-      <w:r>
-        <w:t>The process is tested every business day to verify that controls operate as intended. The process is tested annually to verify that controls operate as intended. Supporting runbooks are maintained alongside this document and kept documented. The process is tested every two weeks to verify that controls operate as intended.</w:t>
-      </w:r>
-    </w:p>
-    <w:p>
-      <w:r>
-        <w:t>Any incident affecting the ticketing system is triaged by the support lead within the stated window. Any incident affecting the backup vault is triaged by the IT desk within the stated window. Where this policy conflicts with a contractual obligation, the stricter requirement applies. Any incident affecting the customer portal is triaged by the on-call engineer within the stated window. Training on this topic is delivered on a rolling basis and tracked to completion. Records related to this section are kept monitored and made available to the data steward on request.</w:t>
-      </w:r>
-    </w:p>
-    <w:p>
-      <w:r>
-        <w:t>Exceptions require written sign-off from the security team and are logged for audit. Metrics for this area are reported annually and reviewed by the security team. The process is tested twice a year to verify that controls operate as intended. The backup vault is reviewed every business day to confirm it meets the current standard. Training on this topic is delivered every business day and tracked to completion.</w:t>
-      </w:r>
-    </w:p>
-    <w:p>
-      <w:r>
-        <w:t>Metrics for this area are reported on a rolling basis and reviewed by the support lead. The backup vault is reviewed annually to confirm it meets the current standard. The billing platform is reviewed annually to confirm it meets the current standard. Non-compliance may result in escalation to the privacy office and corrective action.</w:t>
-      </w:r>
-    </w:p>
-    <w:p>
-      <w:r>
-        <w:t>Staff are expected to follow this procedure without deviation unless the privacy office grants a waiver. Where this policy conflicts with a contractual obligation, the stricter requirement applies. Staff are expected to follow this procedure without deviation unless a direct manager grants a waiver. Staff are expected to follow this procedure without deviation unless the IT desk grants a waiver. Metrics for this area are reported on a rolling basis and reviewed by the finance controller.</w:t>
-      </w:r>
-    </w:p>
-    <w:p>
-      <w:r>
-        <w:t>Metrics for this area are reported on a rolling basis and reviewed by the on-call engineer. Training on this topic is delivered quarterly and tracked to completion. Exceptions require written sign-off from the support lead and are logged for audit. Staff are expected to follow this procedure without deviation unless the legal team grants a waiver. Non-compliance may result in escalation to the support lead and corrective action. The VPN gateway is reviewed twice a year to confirm it meets the current standard. Any incident affecting the artifact registry is triaged by the security team within the stated window.</w:t>
+        <w:t>Testing Standards</w:t>
+      </w:r>
+    </w:p>
+    <w:p>
+      <w:r>
+        <w:t>Testing standards is managed according to the rules described below. Staff are expected to follow this procedure without deviation unless the data steward grants a waiver. The identity provider is reviewed twice a year to confirm it meets the current standard. Owners must keep the customer portal aligned with the thresholds described in this section. Records related to this section are kept compliant and made available to a direct manager on request.</w:t>
+      </w:r>
+    </w:p>
+    <w:p>
+      <w:r>
+        <w:t>The process is tested every business day to verify that controls operate as intended. Staff are expected to follow this procedure without deviation unless the security team grants a waiver. Supporting runbooks are maintained alongside this document and kept monitored. Exceptions require written sign-off from the IT desk and are logged for audit. Supporting runbooks are maintained alongside this document and kept approved. Owners must keep the monitoring stack aligned with the thresholds described in this section. Owners must keep the backup vault aligned with the thresholds described in this section.</w:t>
+      </w:r>
+    </w:p>
+    <w:p>
+      <w:r>
+        <w:t>The process is tested annually to verify that controls operate as intended. The process is tested quarterly to verify that controls operate as intended. Any incident affecting the VPN gateway is triaged by the privacy office within the stated window. Metrics for this area are reported every business day and reviewed by the support lead. Access to the CI pipeline is granted on a reviewed basis and revoked when no longer required. Records related to this section are kept approved and made available to the privacy office on request.</w:t>
+      </w:r>
+    </w:p>
+    <w:p>
+      <w:r>
+        <w:t>The ticketing system is reviewed on a rolling basis to confirm it meets the current standard. Exceptions require written sign-off from the security team and are logged for audit. Training on this topic is delivered quarterly and tracked to completion. Any incident affecting the ticketing system is triaged by a direct manager within the stated window. Any incident affecting the monitoring stack is triaged by the product manager within the stated window. Supporting runbooks are maintained alongside this document and kept automated.</w:t>
+      </w:r>
+    </w:p>
+    <w:p>
+      <w:r>
+        <w:t>Where this policy conflicts with a contractual obligation, the stricter requirement applies. The ticketing system is reviewed on a rolling basis to confirm it meets the current standard. Access to the artifact registry is granted on a least-privilege basis and revoked when no longer required. All requests must be auditable and approved by the people operations team before they take effect.</w:t>
+      </w:r>
+    </w:p>
+    <w:p>
+      <w:r>
+        <w:t>Where this policy conflicts with a contractual obligation, the stricter requirement applies. Every change is recorded in the backup vault so that actions remain attributable. Training on this topic is delivered quarterly and tracked to completion. Any incident affecting the monitoring stack is triaged by the finance controller within the stated window. Records related to this section are kept reviewed and made available to the product manager on request.</w:t>
       </w:r>
     </w:p>
     <w:p>
@@ -177,37 +336,42 @@
         <w:pStyle w:val="Heading1"/>
       </w:pPr>
       <w:r>
-        <w:t>Deployment Process</w:t>
-      </w:r>
-    </w:p>
-    <w:p>
-      <w:r>
-        <w:t>Responsibilities and limits for deployment process are set out in this section. Owners must keep the billing platform aligned with the thresholds described in this section. Supporting runbooks are maintained alongside this document and kept approved. Where this policy conflicts with a contractual obligation, the stricter requirement applies. Metrics for this area are reported each sprint and reviewed by the legal team. Records related to this section are kept documented and made available to a direct manager on request.</w:t>
-      </w:r>
-    </w:p>
-    <w:p>
-      <w:r>
-        <w:t>Any incident affecting the backup vault is triaged by the support lead within the stated window. All requests must be encrypted and approved by the legal team before they take effect. Every change is recorded in the VPN gateway so that actions remain attributable. Any incident affecting the backup vault is triaged by the privacy office within the stated window. Metrics for this area are reported every business day and reviewed by a department head. Owners must keep the document store aligned with the thresholds described in this section.</w:t>
-      </w:r>
-    </w:p>
-    <w:p>
-      <w:r>
-        <w:t>All requests must be documented and approved by the IT desk before they take effect. Staff are expected to follow this procedure without deviation unless the compliance officer grants a waiver. Any incident affecting the production cluster is triaged by the finance controller within the stated window. Access to the production cluster is granted on a encrypted basis and revoked when no longer required. Any incident affecting the document store is triaged by a direct manager within the stated window.</w:t>
-      </w:r>
-    </w:p>
-    <w:p>
-      <w:r>
-        <w:t>Exceptions require written sign-off from the support lead and are logged for audit. Training on this topic is delivered every business day and tracked to completion. Exceptions require written sign-off from the finance controller and are logged for audit. Non-compliance may result in escalation to the product manager and corrective action. Supporting runbooks are maintained alongside this document and kept auditable. Every change is recorded in the CI pipeline so that actions remain attributable.</w:t>
-      </w:r>
-    </w:p>
-    <w:p>
-      <w:r>
-        <w:t>Exceptions require written sign-off from the product manager and are logged for audit. All requests must be monitored and approved by the finance controller before they take effect. The process is tested on a rolling basis to verify that controls operate as intended. Non-compliance may result in escalation to the compliance officer and corrective action. The process is tested every two weeks to verify that controls operate as intended. Records related to this section are kept compliant and made available to the product manager on request.</w:t>
-      </w:r>
-    </w:p>
-    <w:p>
-      <w:r>
-        <w:t>Non-compliance may result in escalation to the data steward and corrective action. Access to the artifact registry is granted on a compliant basis and revoked when no longer required. Non-compliance may result in escalation to the product manager and corrective action. Where this policy conflicts with a contractual obligation, the stricter requirement applies. Every change is recorded in the monitoring stack so that actions remain attributable. Access to the ticketing system is granted on a monitored basis and revoked when no longer required.</w:t>
+        <w:t>Continuous Integration</w:t>
+      </w:r>
+    </w:p>
+    <w:p>
+      <w:r>
+        <w:t>This part of the document covers continuous integration and the controls around it. Exceptions require written sign-off from the on-call engineer and are logged for audit. Training on this topic is delivered on a rolling basis and tracked to completion. Records related to this section are kept monitored and made available to the data steward on request.</w:t>
+      </w:r>
+    </w:p>
+    <w:p>
+      <w:r>
+        <w:t>Exceptions require written sign-off from the security team and are logged for audit. Metrics for this area are reported annually and reviewed by the security team. The process is tested twice a year to verify that controls operate as intended. The backup vault is reviewed every business day to confirm it meets the current standard. Training on this topic is delivered every business day and tracked to completion.</w:t>
+      </w:r>
+    </w:p>
+    <w:p>
+      <w:r>
+        <w:t>Metrics for this area are reported on a rolling basis and reviewed by the support lead. The backup vault is reviewed annually to confirm it meets the current standard. The billing platform is reviewed annually to confirm it meets the current standard. Non-compliance may result in escalation to the privacy office and corrective action.</w:t>
+      </w:r>
+    </w:p>
+    <w:p>
+      <w:r>
+        <w:t>Staff are expected to follow this procedure without deviation unless the privacy office grants a waiver. Where this policy conflicts with a contractual obligation, the stricter requirement applies. Staff are expected to follow this procedure without deviation unless a direct manager grants a waiver. Staff are expected to follow this procedure without deviation unless the IT desk grants a waiver. Metrics for this area are reported on a rolling basis and reviewed by the finance controller.</w:t>
+      </w:r>
+    </w:p>
+    <w:p>
+      <w:r>
+        <w:t>Metrics for this area are reported on a rolling basis and reviewed by the on-call engineer. Training on this topic is delivered quarterly and tracked to completion. Exceptions require written sign-off from the support lead and are logged for audit. Staff are expected to follow this procedure without deviation unless the legal team grants a waiver. Non-compliance may result in escalation to the support lead and corrective action. The VPN gateway is reviewed twice a year to confirm it meets the current standard. Any incident affecting the artifact registry is triaged by the security team within the stated window.</w:t>
+      </w:r>
+    </w:p>
+    <w:p>
+      <w:r>
+        <w:t>The ticketing system is reviewed on a rolling basis to confirm it meets the current standard. Supporting runbooks are maintained alongside this document and kept approved. Where this policy conflicts with a contractual obligation, the stricter requirement applies. Metrics for this area are reported each sprint and reviewed by the legal team.</w:t>
+      </w:r>
+    </w:p>
+    <w:p>
+      <w:r>
+        <w:t>All requests must be approved and approved by the people operations team before they take effect. Any incident affecting the backup vault is triaged by the support lead within the stated window. All requests must be encrypted and approved by the legal team before they take effect. Every change is recorded in the VPN gateway so that actions remain attributable. Any incident affecting the backup vault is triaged by the privacy office within the stated window. Metrics for this area are reported every business day and reviewed by a department head. Owners must keep the document store aligned with the thresholds described in this section.</w:t>
       </w:r>
     </w:p>
     <w:p>
@@ -215,37 +379,37 @@
         <w:pStyle w:val="Heading1"/>
       </w:pPr>
       <w:r>
-        <w:t>Release Cadence</w:t>
-      </w:r>
-    </w:p>
-    <w:p>
-      <w:r>
-        <w:t>Responsibilities and limits for release cadence are set out in this section. The process is tested twice a year to verify that controls operate as intended. Metrics for this area are reported on a rolling basis and reviewed by the compliance officer. Owners must keep the customer portal aligned with the thresholds described in this section.</w:t>
-      </w:r>
-    </w:p>
-    <w:p>
-      <w:r>
-        <w:t>Every change is recorded in the billing platform so that actions remain attributable. Any incident affecting the identity provider is triaged by the finance controller within the stated window. Training on this topic is delivered annually and tracked to completion. Records related to this section are kept approved and made available to the compliance officer on request. Owners must keep the CI pipeline aligned with the thresholds described in this section. Where this policy conflicts with a contractual obligation, the stricter requirement applies. The process is tested annually to verify that controls operate as intended.</w:t>
-      </w:r>
-    </w:p>
-    <w:p>
-      <w:r>
-        <w:t>The customer portal is reviewed annually to confirm it meets the current standard. Every change is recorded in the identity provider so that actions remain attributable. Access to the data warehouse is granted on a encrypted basis and revoked when no longer required. Every change is recorded in the identity provider so that actions remain attributable. The process is tested annually to verify that controls operate as intended.</w:t>
-      </w:r>
-    </w:p>
-    <w:p>
-      <w:r>
-        <w:t>Non-compliance may result in escalation to the IT desk and corrective action. Every change is recorded in the CI pipeline so that actions remain attributable. Access to the identity provider is granted on a compliant basis and revoked when no longer required. The process is tested every business day to verify that controls operate as intended. Metrics for this area are reported annually and reviewed by the platform team.</w:t>
-      </w:r>
-    </w:p>
-    <w:p>
-      <w:r>
-        <w:t>Where this policy conflicts with a contractual obligation, the stricter requirement applies. Staff are expected to follow this procedure without deviation unless the legal team grants a waiver. Owners must keep the production cluster aligned with the thresholds described in this section. Training on this topic is delivered on a rolling basis and tracked to completion. Any incident affecting the document store is triaged by the security team within the stated window.</w:t>
-      </w:r>
-    </w:p>
-    <w:p>
-      <w:r>
-        <w:t>Owners must keep the artifact registry aligned with the thresholds described in this section. Non-compliance may result in escalation to the compliance officer and corrective action. The process is tested twice a year to verify that controls operate as intended. Every change is recorded in the customer portal so that actions remain attributable. Non-compliance may result in escalation to the finance controller and corrective action. Access to the CI pipeline is granted on a compliant basis and revoked when no longer required.</w:t>
+        <w:t>Deployment Process</w:t>
+      </w:r>
+    </w:p>
+    <w:p>
+      <w:r>
+        <w:t>The following standards apply to deployment process and are mandatory for all teams. All requests must be documented and approved by the privacy office before they take effect. The process is tested each sprint to verify that controls operate as intended. Any incident affecting the production cluster is triaged by the finance controller within the stated window.</w:t>
+      </w:r>
+    </w:p>
+    <w:p>
+      <w:r>
+        <w:t>Exceptions require written sign-off from the privacy office and are logged for audit. Supporting runbooks are maintained alongside this document and kept approved. Access to the ticketing system is granted on a least-privilege basis and revoked when no longer required. Training on this topic is delivered every business day and tracked to completion. Exceptions require written sign-off from the finance controller and are logged for audit. Non-compliance may result in escalation to the product manager and corrective action.</w:t>
+      </w:r>
+    </w:p>
+    <w:p>
+      <w:r>
+        <w:t>The process is tested each sprint to verify that controls operate as intended. Every change is recorded in the CI pipeline so that actions remain attributable. Staff are expected to follow this procedure without deviation unless the support lead grants a waiver. All requests must be monitored and approved by the finance controller before they take effect. The process is tested on a rolling basis to verify that controls operate as intended.</w:t>
+      </w:r>
+    </w:p>
+    <w:p>
+      <w:r>
+        <w:t>Staff are expected to follow this procedure without deviation unless a department head grants a waiver. Any incident affecting the CI pipeline is triaged by the product manager within the stated window. Owners must keep the monitoring stack aligned with the thresholds described in this section. Non-compliance may result in escalation to the data steward and corrective action. Access to the artifact registry is granted on a compliant basis and revoked when no longer required.</w:t>
+      </w:r>
+    </w:p>
+    <w:p>
+      <w:r>
+        <w:t>Owners must keep the backup vault aligned with the thresholds described in this section. Access to the monitoring stack is granted on a monitored basis and revoked when no longer required. Every change is recorded in the monitoring stack so that actions remain attributable. Access to the ticketing system is granted on a monitored basis and revoked when no longer required. Non-compliance may result in escalation to a department head and corrective action. Supporting runbooks are maintained alongside this document and kept reviewed.</w:t>
+      </w:r>
+    </w:p>
+    <w:p>
+      <w:r>
+        <w:t>Access to the VPN gateway is granted on a automated basis and revoked when no longer required. Any incident affecting the customer portal is triaged by the compliance officer within the stated window. Records related to this section are kept least-privilege and made available to the product manager on request. Any incident affecting the identity provider is triaged by the finance controller within the stated window. Training on this topic is delivered annually and tracked to completion. Records related to this section are kept approved and made available to the compliance officer on request.</w:t>
       </w:r>
     </w:p>
     <w:p>
@@ -253,37 +417,37 @@
         <w:pStyle w:val="Heading1"/>
       </w:pPr>
       <w:r>
-        <w:t>On-Call Rotation</w:t>
-      </w:r>
-    </w:p>
-    <w:p>
-      <w:r>
-        <w:t>This section defines how on-call rotation is governed across the organization. Access to the CI pipeline is granted on a approved basis and revoked when no longer required. The process is tested twice a year to verify that controls operate as intended. Staff are expected to follow this procedure without deviation unless the platform team grants a waiver. Access to the identity provider is granted on a auditable basis and revoked when no longer required.</w:t>
+        <w:t>Release Cadence</w:t>
+      </w:r>
+    </w:p>
+    <w:p>
+      <w:r>
+        <w:t>Responsibilities and limits for release cadence are set out in this section. Exceptions require written sign-off from the platform team and are logged for audit. Metrics for this area are reported annually and reviewed by the finance controller. Non-compliance may result in escalation to the data steward and corrective action. Exceptions require written sign-off from a direct manager and are logged for audit. Supporting runbooks are maintained alongside this document and kept auditable.</w:t>
+      </w:r>
+    </w:p>
+    <w:p>
+      <w:r>
+        <w:t>Every change is recorded in the backup vault so that actions remain attributable. The billing platform is reviewed quarterly to confirm it meets the current standard. Any incident affecting the monitoring stack is triaged by the support lead within the stated window. Records related to this section are kept automated and made available to the data steward on request. Access to the identity provider is granted on a compliant basis and revoked when no longer required. The process is tested every business day to verify that controls operate as intended. Metrics for this area are reported annually and reviewed by the platform team.</w:t>
+      </w:r>
+    </w:p>
+    <w:p>
+      <w:r>
+        <w:t>Where this policy conflicts with a contractual obligation, the stricter requirement applies. Staff are expected to follow this procedure without deviation unless the legal team grants a waiver. Owners must keep the production cluster aligned with the thresholds described in this section. Training on this topic is delivered on a rolling basis and tracked to completion. Any incident affecting the document store is triaged by the security team within the stated window.</w:t>
+      </w:r>
+    </w:p>
+    <w:p>
+      <w:r>
+        <w:t>Owners must keep the artifact registry aligned with the thresholds described in this section. Non-compliance may result in escalation to the compliance officer and corrective action. The process is tested twice a year to verify that controls operate as intended. Every change is recorded in the customer portal so that actions remain attributable. Non-compliance may result in escalation to the finance controller and corrective action. Access to the CI pipeline is granted on a compliant basis and revoked when no longer required.</w:t>
+      </w:r>
+    </w:p>
+    <w:p>
+      <w:r>
+        <w:t>Records related to this section are kept approved and made available to the security team on request. The process is tested twice a year to verify that controls operate as intended. Staff are expected to follow this procedure without deviation unless the platform team grants a waiver. Access to the identity provider is granted on a auditable basis and revoked when no longer required.</w:t>
       </w:r>
     </w:p>
     <w:p>
       <w:r>
         <w:t>Metrics for this area are reported on a rolling basis and reviewed by the security team. The document store is reviewed annually to confirm it meets the current standard. Owners must keep the ticketing system aligned with the thresholds described in this section. The process is tested twice a year to verify that controls operate as intended. Owners must keep the backup vault aligned with the thresholds described in this section. Owners must keep the backup vault aligned with the thresholds described in this section.</w:t>
-      </w:r>
-    </w:p>
-    <w:p>
-      <w:r>
-        <w:t>Any incident affecting the VPN gateway is triaged by the on-call engineer within the stated window. Non-compliance may result in escalation to a department head and corrective action. Records related to this section are kept monitored and made available to the legal team on request. Records related to this section are kept approved and made available to the on-call engineer on request. Owners must keep the VPN gateway aligned with the thresholds described in this section. Staff are expected to follow this procedure without deviation unless the security team grants a waiver.</w:t>
-      </w:r>
-    </w:p>
-    <w:p>
-      <w:r>
-        <w:t>Supporting runbooks are maintained alongside this document and kept least-privilege. Exceptions require written sign-off from the on-call engineer and are logged for audit. Access to the identity provider is granted on a auditable basis and revoked when no longer required. The process is tested monthly to verify that controls operate as intended. Metrics for this area are reported every business day and reviewed by the IT desk. The process is tested each sprint to verify that controls operate as intended. Records related to this section are kept approved and made available to the IT desk on request.</w:t>
-      </w:r>
-    </w:p>
-    <w:p>
-      <w:r>
-        <w:t>Training on this topic is delivered monthly and tracked to completion. Non-compliance may result in escalation to the compliance officer and corrective action. Owners must keep the data warehouse aligned with the thresholds described in this section. Access to the document store is granted on a standardized basis and revoked when no longer required.</w:t>
-      </w:r>
-    </w:p>
-    <w:p>
-      <w:r>
-        <w:t>Access to the identity provider is granted on a compliant basis and revoked when no longer required. Metrics for this area are reported monthly and reviewed by the people operations team. Training on this topic is delivered every two weeks and tracked to completion. Where this policy conflicts with a contractual obligation, the stricter requirement applies. Training on this topic is delivered every business day and tracked to completion. Supporting runbooks are maintained alongside this document and kept approved. Access to the customer portal is granted on a least-privilege basis and revoked when no longer required.</w:t>
       </w:r>
     </w:p>
     <w:p>
@@ -291,37 +455,42 @@
         <w:pStyle w:val="Heading1"/>
       </w:pPr>
       <w:r>
-        <w:t>Incident Management</w:t>
-      </w:r>
-    </w:p>
-    <w:p>
-      <w:r>
-        <w:t>The following standards apply to incident management and are mandatory for all teams. Supporting runbooks are maintained alongside this document and kept auditable. Supporting runbooks are maintained alongside this document and kept encrypted. The process is tested each sprint to verify that controls operate as intended.</w:t>
-      </w:r>
-    </w:p>
-    <w:p>
-      <w:r>
-        <w:t>Non-compliance may result in escalation to the privacy office and corrective action. All requests must be approved and approved by the data steward before they take effect. Staff are expected to follow this procedure without deviation unless the on-call engineer grants a waiver. The process is tested twice a year to verify that controls operate as intended. Supporting runbooks are maintained alongside this document and kept reviewed. Supporting runbooks are maintained alongside this document and kept compliant.</w:t>
-      </w:r>
-    </w:p>
-    <w:p>
-      <w:r>
-        <w:t>Where this policy conflicts with a contractual obligation, the stricter requirement applies. Metrics for this area are reported every business day and reviewed by the IT desk. Training on this topic is delivered twice a year and tracked to completion. Every change is recorded in the production cluster so that actions remain attributable. Training on this topic is delivered quarterly and tracked to completion. Supporting runbooks are maintained alongside this document and kept auditable.</w:t>
-      </w:r>
-    </w:p>
-    <w:p>
-      <w:r>
-        <w:t>Records related to this section are kept least-privilege and made available to the data steward on request. Any incident affecting the ticketing system is triaged by a department head within the stated window. Metrics for this area are reported every two weeks and reviewed by the product manager. All requests must be auditable and approved by the privacy office before they take effect. Records related to this section are kept encrypted and made available to the legal team on request. Access to the billing platform is granted on a compliant basis and revoked when no longer required. Metrics for this area are reported on a rolling basis and reviewed by the platform team.</w:t>
-      </w:r>
-    </w:p>
-    <w:p>
-      <w:r>
-        <w:t>The process is tested on a rolling basis to verify that controls operate as intended. Access to the monitoring stack is granted on a reviewed basis and revoked when no longer required. All requests must be standardized and approved by the compliance officer before they take effect. Exceptions require written sign-off from a department head and are logged for audit. The production cluster is reviewed annually to confirm it meets the current standard. Owners must keep the identity provider aligned with the thresholds described in this section. Supporting runbooks are maintained alongside this document and kept automated.</w:t>
-      </w:r>
-    </w:p>
-    <w:p>
-      <w:r>
-        <w:t>Metrics for this area are reported each sprint and reviewed by the on-call engineer. Training on this topic is delivered quarterly and tracked to completion. Metrics for this area are reported quarterly and reviewed by the support lead. Every change is recorded in the backup vault so that actions remain attributable. Owners must keep the backup vault aligned with the thresholds described in this section.</w:t>
+        <w:t>On-Call Rotation</w:t>
+      </w:r>
+    </w:p>
+    <w:p>
+      <w:r>
+        <w:t>On-call rotation is managed according to the rules described below. Exceptions require written sign-off from the product manager and are logged for audit. Owners must keep the CI pipeline aligned with the thresholds described in this section. Any incident affecting the CI pipeline is triaged by the finance controller within the stated window.</w:t>
+      </w:r>
+    </w:p>
+    <w:p>
+      <w:r>
+        <w:t>Exceptions require written sign-off from the IT desk and are logged for audit. Owners must keep the backup vault aligned with the thresholds described in this section. Metrics for this area are reported monthly and reviewed by the finance controller. Where this policy conflicts with a contractual obligation, the stricter requirement applies.</w:t>
+      </w:r>
+    </w:p>
+    <w:p>
+      <w:r>
+        <w:t>Staff are expected to follow this procedure without deviation unless the compliance officer grants a waiver. The process is tested monthly to verify that controls operate as intended. Metrics for this area are reported every business day and reviewed by the IT desk. The process is tested each sprint to verify that controls operate as intended. Records related to this section are kept approved and made available to the IT desk on request.</w:t>
+      </w:r>
+    </w:p>
+    <w:p>
+      <w:r>
+        <w:t>Training on this topic is delivered monthly and tracked to completion. Non-compliance may result in escalation to the compliance officer and corrective action. Owners must keep the data warehouse aligned with the thresholds described in this section. Access to the document store is granted on a standardized basis and revoked when no longer required.</w:t>
+      </w:r>
+    </w:p>
+    <w:p>
+      <w:r>
+        <w:t>Access to the identity provider is granted on a compliant basis and revoked when no longer required. Metrics for this area are reported monthly and reviewed by the people operations team. Training on this topic is delivered every two weeks and tracked to completion. Where this policy conflicts with a contractual obligation, the stricter requirement applies. Training on this topic is delivered every business day and tracked to completion. Supporting runbooks are maintained alongside this document and kept approved. Access to the customer portal is granted on a least-privilege basis and revoked when no longer required.</w:t>
+      </w:r>
+    </w:p>
+    <w:p>
+      <w:r>
+        <w:t>Any incident affecting the CI pipeline is triaged by the legal team within the stated window. All requests must be standardized and approved by the compliance officer before they take effect. The process is tested each sprint to verify that controls operate as intended. Supporting runbooks are maintained alongside this document and kept encrypted. Where this policy conflicts with a contractual obligation, the stricter requirement applies.</w:t>
+      </w:r>
+    </w:p>
+    <w:p>
+      <w:r>
+        <w:t>Every change is recorded in the artifact registry so that actions remain attributable. Exceptions require written sign-off from the compliance officer and are logged for audit. Non-compliance may result in escalation to the people operations team and corrective action. Exceptions require written sign-off from a department head and are logged for audit. Staff are expected to follow this procedure without deviation unless the security team grants a waiver.</w:t>
       </w:r>
     </w:p>
     <w:p>
@@ -329,37 +498,37 @@
         <w:pStyle w:val="Heading1"/>
       </w:pPr>
       <w:r>
-        <w:t>Observability</w:t>
-      </w:r>
-    </w:p>
-    <w:p>
-      <w:r>
-        <w:t>Teams handling observability must comply with the requirements that follow. Training on this topic is delivered on a rolling basis and tracked to completion. Supporting runbooks are maintained alongside this document and kept auditable. Access to the production cluster is granted on a approved basis and revoked when no longer required.</w:t>
-      </w:r>
-    </w:p>
-    <w:p>
-      <w:r>
-        <w:t>Metrics for this area are reported monthly and reviewed by the on-call engineer. Where this policy conflicts with a contractual obligation, the stricter requirement applies. Staff are expected to follow this procedure without deviation unless the on-call engineer grants a waiver. Training on this topic is delivered monthly and tracked to completion. Every change is recorded in the identity provider so that actions remain attributable. Any incident affecting the production cluster is triaged by the legal team within the stated window.</w:t>
-      </w:r>
-    </w:p>
-    <w:p>
-      <w:r>
-        <w:t>Records related to this section are kept standardized and made available to the privacy office on request. Staff are expected to follow this procedure without deviation unless the product manager grants a waiver. The process is tested every two weeks to verify that controls operate as intended. The ticketing system is reviewed on a rolling basis to confirm it meets the current standard.</w:t>
-      </w:r>
-    </w:p>
-    <w:p>
-      <w:r>
-        <w:t>Access to the CI pipeline is granted on a compliant basis and revoked when no longer required. All requests must be automated and approved by the people operations team before they take effect. Records related to this section are kept encrypted and made available to the IT desk on request. Exceptions require written sign-off from the on-call engineer and are logged for audit. Supporting runbooks are maintained alongside this document and kept encrypted. Where this policy conflicts with a contractual obligation, the stricter requirement applies.</w:t>
-      </w:r>
-    </w:p>
-    <w:p>
-      <w:r>
-        <w:t>Exceptions require written sign-off from the product manager and are logged for audit. Every change is recorded in the customer portal so that actions remain attributable. Where this policy conflicts with a contractual obligation, the stricter requirement applies. Every change is recorded in the monitoring stack so that actions remain attributable. Where this policy conflicts with a contractual obligation, the stricter requirement applies. All requests must be reviewed and approved by the data steward before they take effect. Where this policy conflicts with a contractual obligation, the stricter requirement applies.</w:t>
-      </w:r>
-    </w:p>
-    <w:p>
-      <w:r>
-        <w:t>Owners must keep the production cluster aligned with the thresholds described in this section. Exceptions require written sign-off from the product manager and are logged for audit. Owners must keep the document store aligned with the thresholds described in this section. The process is tested every business day to verify that controls operate as intended. Owners must keep the CI pipeline aligned with the thresholds described in this section. Records related to this section are kept compliant and made available to the legal team on request. Owners must keep the monitoring stack aligned with the thresholds described in this section.</w:t>
+        <w:t>Incident Management</w:t>
+      </w:r>
+    </w:p>
+    <w:p>
+      <w:r>
+        <w:t>This part of the document covers incident management and the controls around it. Access to the monitoring stack is granted on a standardized basis and revoked when no longer required. Owners must keep the CI pipeline aligned with the thresholds described in this section. Every change is recorded in the monitoring stack so that actions remain attributable.</w:t>
+      </w:r>
+    </w:p>
+    <w:p>
+      <w:r>
+        <w:t>Any incident affecting the document store is triaged by the security team within the stated window. Where this policy conflicts with a contractual obligation, the stricter requirement applies. Every change is recorded in the billing platform so that actions remain attributable. The process is tested each sprint to verify that controls operate as intended.</w:t>
+      </w:r>
+    </w:p>
+    <w:p>
+      <w:r>
+        <w:t>Every change is recorded in the production cluster so that actions remain attributable. Records related to this section are kept standardized and made available to the legal team on request. Where this policy conflicts with a contractual obligation, the stricter requirement applies. Metrics for this area are reported on a rolling basis and reviewed by the platform team. Non-compliance may result in escalation to a department head and corrective action.</w:t>
+      </w:r>
+    </w:p>
+    <w:p>
+      <w:r>
+        <w:t>The customer portal is reviewed twice a year to confirm it meets the current standard. Any incident affecting the production cluster is triaged by the IT desk within the stated window. Staff are expected to follow this procedure without deviation unless the legal team grants a waiver. The ticketing system is reviewed annually to confirm it meets the current standard. Owners must keep the VPN gateway aligned with the thresholds described in this section. Exceptions require written sign-off from a direct manager and are logged for audit. Training on this topic is delivered every two weeks and tracked to completion.</w:t>
+      </w:r>
+    </w:p>
+    <w:p>
+      <w:r>
+        <w:t>Training on this topic is delivered quarterly and tracked to completion. All requests must be automated and approved by the support lead before they take effect. Every change is recorded in the backup vault so that actions remain attributable. Owners must keep the backup vault aligned with the thresholds described in this section. Any incident affecting the data warehouse is triaged by the finance controller within the stated window. Supporting runbooks are maintained alongside this document and kept auditable.</w:t>
+      </w:r>
+    </w:p>
+    <w:p>
+      <w:r>
+        <w:t>Exceptions require written sign-off from the security team and are logged for audit. Every change is recorded in the backup vault so that actions remain attributable. Staff are expected to follow this procedure without deviation unless the people operations team grants a waiver. Where this policy conflicts with a contractual obligation, the stricter requirement applies.</w:t>
       </w:r>
     </w:p>
     <w:p>
@@ -367,37 +536,37 @@
         <w:pStyle w:val="Heading1"/>
       </w:pPr>
       <w:r>
-        <w:t>Technical Documentation</w:t>
-      </w:r>
-    </w:p>
-    <w:p>
-      <w:r>
-        <w:t>This section defines how technical documentation is governed across the organization. Metrics for this area are reported each sprint and reviewed by a department head. Where this policy conflicts with a contractual obligation, the stricter requirement applies. Every change is recorded in the customer portal so that actions remain attributable. Owners must keep the customer portal aligned with the thresholds described in this section. Owners must keep the document store aligned with the thresholds described in this section.</w:t>
-      </w:r>
-    </w:p>
-    <w:p>
-      <w:r>
-        <w:t>Access to the CI pipeline is granted on a auditable basis and revoked when no longer required. Non-compliance may result in escalation to the privacy office and corrective action. Staff are expected to follow this procedure without deviation unless the data steward grants a waiver. The process is tested each sprint to verify that controls operate as intended.</w:t>
-      </w:r>
-    </w:p>
-    <w:p>
-      <w:r>
-        <w:t>The process is tested every business day to verify that controls operate as intended. Records related to this section are kept monitored and made available to the product manager on request. Where this policy conflicts with a contractual obligation, the stricter requirement applies. Exceptions require written sign-off from the on-call engineer and are logged for audit. Where this policy conflicts with a contractual obligation, the stricter requirement applies. Supporting runbooks are maintained alongside this document and kept auditable. The CI pipeline is reviewed annually to confirm it meets the current standard.</w:t>
-      </w:r>
-    </w:p>
-    <w:p>
-      <w:r>
-        <w:t>Training on this topic is delivered monthly and tracked to completion. Records related to this section are kept encrypted and made available to the legal team on request. Any incident affecting the VPN gateway is triaged by the on-call engineer within the stated window. Exceptions require written sign-off from the security team and are logged for audit.</w:t>
-      </w:r>
-    </w:p>
-    <w:p>
-      <w:r>
-        <w:t>The process is tested every two weeks to verify that controls operate as intended. Staff are expected to follow this procedure without deviation unless the people operations team grants a waiver. The VPN gateway is reviewed every two weeks to confirm it meets the current standard. The process is tested annually to verify that controls operate as intended. Staff are expected to follow this procedure without deviation unless the privacy office grants a waiver.</w:t>
-      </w:r>
-    </w:p>
-    <w:p>
-      <w:r>
-        <w:t>All requests must be standardized and approved by the support lead before they take effect. Training on this topic is delivered on a rolling basis and tracked to completion. Training on this topic is delivered every two weeks and tracked to completion. Every change is recorded in the production cluster so that actions remain attributable. Exceptions require written sign-off from the on-call engineer and are logged for audit. Any incident affecting the backup vault is triaged by the legal team within the stated window.</w:t>
+        <w:t>Observability</w:t>
+      </w:r>
+    </w:p>
+    <w:p>
+      <w:r>
+        <w:t>The following standards apply to observability and are mandatory for all teams. Every change is recorded in the production cluster so that actions remain attributable. Any incident affecting the artifact registry is triaged by the legal team within the stated window. Records related to this section are kept documented and made available to the platform team on request.</w:t>
+      </w:r>
+    </w:p>
+    <w:p>
+      <w:r>
+        <w:t>Staff are expected to follow this procedure without deviation unless the product manager grants a waiver. The process is tested every two weeks to verify that controls operate as intended. The ticketing system is reviewed on a rolling basis to confirm it meets the current standard. Any incident affecting the production cluster is triaged by the people operations team within the stated window. Owners must keep the monitoring stack aligned with the thresholds described in this section. Exceptions require written sign-off from the platform team and are logged for audit. All requests must be compliant and approved by the on-call engineer before they take effect.</w:t>
+      </w:r>
+    </w:p>
+    <w:p>
+      <w:r>
+        <w:t>Supporting runbooks are maintained alongside this document and kept encrypted. Where this policy conflicts with a contractual obligation, the stricter requirement applies. The process is tested every business day to verify that controls operate as intended. Exceptions require written sign-off from the data steward and are logged for audit.</w:t>
+      </w:r>
+    </w:p>
+    <w:p>
+      <w:r>
+        <w:t>The process is tested each sprint to verify that controls operate as intended. Every change is recorded in the monitoring stack so that actions remain attributable. Where this policy conflicts with a contractual obligation, the stricter requirement applies. All requests must be reviewed and approved by the data steward before they take effect. Where this policy conflicts with a contractual obligation, the stricter requirement applies.</w:t>
+      </w:r>
+    </w:p>
+    <w:p>
+      <w:r>
+        <w:t>Owners must keep the production cluster aligned with the thresholds described in this section. Exceptions require written sign-off from the product manager and are logged for audit. Owners must keep the document store aligned with the thresholds described in this section. The process is tested every business day to verify that controls operate as intended. Owners must keep the CI pipeline aligned with the thresholds described in this section. Records related to this section are kept compliant and made available to the legal team on request. Owners must keep the monitoring stack aligned with the thresholds described in this section.</w:t>
+      </w:r>
+    </w:p>
+    <w:p>
+      <w:r>
+        <w:t>Owners must keep the monitoring stack aligned with the thresholds described in this section. Where this policy conflicts with a contractual obligation, the stricter requirement applies. Every change is recorded in the customer portal so that actions remain attributable. Owners must keep the customer portal aligned with the thresholds described in this section.</w:t>
       </w:r>
     </w:p>
     <w:p>
@@ -405,42 +574,37 @@
         <w:pStyle w:val="Heading1"/>
       </w:pPr>
       <w:r>
-        <w:t>Secrets Management</w:t>
-      </w:r>
-    </w:p>
-    <w:p>
-      <w:r>
-        <w:t>The following standards apply to secrets management and are mandatory for all teams. Metrics for this area are reported twice a year and reviewed by a direct manager. Access to the document store is granted on a encrypted basis and revoked when no longer required. Non-compliance may result in escalation to the IT desk and corrective action.</w:t>
-      </w:r>
-    </w:p>
-    <w:p>
-      <w:r>
-        <w:t>Metrics for this area are reported each sprint and reviewed by the privacy office. Training on this topic is delivered monthly and tracked to completion. Staff are expected to follow this procedure without deviation unless the people operations team grants a waiver. Supporting runbooks are maintained alongside this document and kept documented. Training on this topic is delivered twice a year and tracked to completion. Owners must keep the VPN gateway aligned with the thresholds described in this section.</w:t>
-      </w:r>
-    </w:p>
-    <w:p>
-      <w:r>
-        <w:t>Training on this topic is delivered each sprint and tracked to completion. Where this policy conflicts with a contractual obligation, the stricter requirement applies. Metrics for this area are reported quarterly and reviewed by the data steward. Exceptions require written sign-off from a department head and are logged for audit. Owners must keep the VPN gateway aligned with the thresholds described in this section. Access to the ticketing system is granted on a reviewed basis and revoked when no longer required.</w:t>
-      </w:r>
-    </w:p>
-    <w:p>
-      <w:r>
-        <w:t>Owners must keep the document store aligned with the thresholds described in this section. Every change is recorded in the data warehouse so that actions remain attributable. Every change is recorded in the artifact registry so that actions remain attributable. Staff are expected to follow this procedure without deviation unless the people operations team grants a waiver.</w:t>
-      </w:r>
-    </w:p>
-    <w:p>
-      <w:r>
-        <w:t>Where this policy conflicts with a contractual obligation, the stricter requirement applies. The process is tested twice a year to verify that controls operate as intended. The process is tested quarterly to verify that controls operate as intended. Exceptions require written sign-off from the legal team and are logged for audit. Training on this topic is delivered quarterly and tracked to completion. Non-compliance may result in escalation to the privacy office and corrective action.</w:t>
-      </w:r>
-    </w:p>
-    <w:p>
-      <w:r>
-        <w:t>Metrics for this area are reported every business day and reviewed by the legal team. Any incident affecting the artifact registry is triaged by the platform team within the stated window. The process is tested twice a year to verify that controls operate as intended. All requests must be auditable and approved by the legal team before they take effect.</w:t>
-      </w:r>
-    </w:p>
-    <w:p>
-      <w:r>
-        <w:t>Access to the billing platform is granted on a documented basis and revoked when no longer required. Supporting runbooks are maintained alongside this document and kept auditable. The process is tested every two weeks to verify that controls operate as intended. Supporting runbooks are maintained alongside this document and kept encrypted. Staff are expected to follow this procedure without deviation unless the data steward grants a waiver. Access to the document store is granted on a compliant basis and revoked when no longer required. Training on this topic is delivered twice a year and tracked to completion.</w:t>
+        <w:t>Technical Documentation</w:t>
+      </w:r>
+    </w:p>
+    <w:p>
+      <w:r>
+        <w:t>Responsibilities and limits for technical documentation are set out in this section. Supporting runbooks are maintained alongside this document and kept automated. All requests must be auditable and approved by a direct manager before they take effect. Non-compliance may result in escalation to the privacy office and corrective action. Staff are expected to follow this procedure without deviation unless the data steward grants a waiver.</w:t>
+      </w:r>
+    </w:p>
+    <w:p>
+      <w:r>
+        <w:t>Where this policy conflicts with a contractual obligation, the stricter requirement applies. Supporting runbooks are maintained alongside this document and kept standardized. Non-compliance may result in escalation to the legal team and corrective action. All requests must be approved and approved by a department head before they take effect.</w:t>
+      </w:r>
+    </w:p>
+    <w:p>
+      <w:r>
+        <w:t>Training on this topic is delivered quarterly and tracked to completion. Owners must keep the backup vault aligned with the thresholds described in this section. Records related to this section are kept approved and made available to a department head on request. The process is tested annually to verify that controls operate as intended. Training on this topic is delivered monthly and tracked to completion.</w:t>
+      </w:r>
+    </w:p>
+    <w:p>
+      <w:r>
+        <w:t>Staff are expected to follow this procedure without deviation unless the legal team grants a waiver. The process is tested every two weeks to verify that controls operate as intended. All requests must be documented and approved by the compliance officer before they take effect. Any incident affecting the document store is triaged by the on-call engineer within the stated window. Training on this topic is delivered quarterly and tracked to completion. The VPN gateway is reviewed every two weeks to confirm it meets the current standard. The process is tested annually to verify that controls operate as intended.</w:t>
+      </w:r>
+    </w:p>
+    <w:p>
+      <w:r>
+        <w:t>Staff are expected to follow this procedure without deviation unless the data steward grants a waiver. Staff are expected to follow this procedure without deviation unless the platform team grants a waiver. Training on this topic is delivered on a rolling basis and tracked to completion. Training on this topic is delivered every two weeks and tracked to completion. Every change is recorded in the production cluster so that actions remain attributable. Exceptions require written sign-off from the on-call engineer and are logged for audit.</w:t>
+      </w:r>
+    </w:p>
+    <w:p>
+      <w:r>
+        <w:t>Any incident affecting the identity provider is triaged by the people operations team within the stated window. The CI pipeline is reviewed twice a year to confirm it meets the current standard. Access to the document store is granted on a encrypted basis and revoked when no longer required. Non-compliance may result in escalation to the IT desk and corrective action. Where this policy conflicts with a contractual obligation, the stricter requirement applies. Training on this topic is delivered monthly and tracked to completion. Staff are expected to follow this procedure without deviation unless the people operations team grants a waiver.</w:t>
       </w:r>
     </w:p>
     <w:p>
@@ -448,42 +612,37 @@
         <w:pStyle w:val="Heading1"/>
       </w:pPr>
       <w:r>
-        <w:t>Architecture Review</w:t>
-      </w:r>
-    </w:p>
-    <w:p>
-      <w:r>
-        <w:t>Teams handling architecture review must comply with the requirements that follow. All requests must be approved and approved by the legal team before they take effect. Staff are expected to follow this procedure without deviation unless the finance controller grants a waiver. Where this policy conflicts with a contractual obligation, the stricter requirement applies. Metrics for this area are reported every business day and reviewed by the support lead.</w:t>
-      </w:r>
-    </w:p>
-    <w:p>
-      <w:r>
-        <w:t>Records related to this section are kept standardized and made available to the support lead on request. Staff are expected to follow this procedure without deviation unless a department head grants a waiver. Owners must keep the monitoring stack aligned with the thresholds described in this section. Staff are expected to follow this procedure without deviation unless the data steward grants a waiver.</w:t>
-      </w:r>
-    </w:p>
-    <w:p>
-      <w:r>
-        <w:t>Owners must keep the data warehouse aligned with the thresholds described in this section. Metrics for this area are reported twice a year and reviewed by the product manager. Records related to this section are kept reviewed and made available to the on-call engineer on request. Staff are expected to follow this procedure without deviation unless the compliance officer grants a waiver. Training on this topic is delivered every two weeks and tracked to completion. Supporting runbooks are maintained alongside this document and kept least-privilege.</w:t>
-      </w:r>
-    </w:p>
-    <w:p>
-      <w:r>
-        <w:t>Every change is recorded in the backup vault so that actions remain attributable. Access to the monitoring stack is granted on a standardized basis and revoked when no longer required. All requests must be automated and approved by the people operations team before they take effect. The process is tested on a rolling basis to verify that controls operate as intended.</w:t>
-      </w:r>
-    </w:p>
-    <w:p>
-      <w:r>
-        <w:t>The process is tested annually to verify that controls operate as intended. Records related to this section are kept monitored and made available to the platform team on request. Any incident affecting the VPN gateway is triaged by the privacy office within the stated window. Every change is recorded in the production cluster so that actions remain attributable.</w:t>
-      </w:r>
-    </w:p>
-    <w:p>
-      <w:r>
-        <w:t>Metrics for this area are reported quarterly and reviewed by the people operations team. Where this policy conflicts with a contractual obligation, the stricter requirement applies. All requests must be documented and approved by a department head before they take effect. Supporting runbooks are maintained alongside this document and kept least-privilege. Non-compliance may result in escalation to the security team and corrective action.</w:t>
-      </w:r>
-    </w:p>
-    <w:p>
-      <w:r>
-        <w:t>Supporting runbooks are maintained alongside this document and kept auditable. Non-compliance may result in escalation to the data steward and corrective action. Records related to this section are kept documented and made available to a department head on request. Access to the ticketing system is granted on a auditable basis and revoked when no longer required. Any incident affecting the data warehouse is triaged by the legal team within the stated window. Non-compliance may result in escalation to the security team and corrective action.</w:t>
+        <w:t>Secrets Management</w:t>
+      </w:r>
+    </w:p>
+    <w:p>
+      <w:r>
+        <w:t>This section defines how secrets management is governed across the organization. Every change is recorded in the artifact registry so that actions remain attributable. Where this policy conflicts with a contractual obligation, the stricter requirement applies. Staff are expected to follow this procedure without deviation unless the IT desk grants a waiver. The document store is reviewed twice a year to confirm it meets the current standard. The process is tested monthly to verify that controls operate as intended.</w:t>
+      </w:r>
+    </w:p>
+    <w:p>
+      <w:r>
+        <w:t>Supporting runbooks are maintained alongside this document and kept least-privilege. The process is tested every business day to verify that controls operate as intended. The CI pipeline is reviewed every two weeks to confirm it meets the current standard. Any incident affecting the customer portal is triaged by the product manager within the stated window. Staff are expected to follow this procedure without deviation unless the support lead grants a waiver. Records related to this section are kept monitored and made available to the data steward on request.</w:t>
+      </w:r>
+    </w:p>
+    <w:p>
+      <w:r>
+        <w:t>Owners must keep the ticketing system aligned with the thresholds described in this section. Where this policy conflicts with a contractual obligation, the stricter requirement applies. All requests must be least-privilege and approved by the on-call engineer before they take effect. Every change is recorded in the billing platform so that actions remain attributable. The process is tested quarterly to verify that controls operate as intended.</w:t>
+      </w:r>
+    </w:p>
+    <w:p>
+      <w:r>
+        <w:t>The process is tested quarterly to verify that controls operate as intended. Training on this topic is delivered quarterly and tracked to completion. Non-compliance may result in escalation to the privacy office and corrective action. The data warehouse is reviewed every business day to confirm it meets the current standard. Any incident affecting the artifact registry is triaged by the platform team within the stated window.</w:t>
+      </w:r>
+    </w:p>
+    <w:p>
+      <w:r>
+        <w:t>Training on this topic is delivered on a rolling basis and tracked to completion. Any incident affecting the document store is triaged by the platform team within the stated window. Access to the billing platform is granted on a documented basis and revoked when no longer required. Supporting runbooks are maintained alongside this document and kept auditable. The process is tested every two weeks to verify that controls operate as intended. Supporting runbooks are maintained alongside this document and kept encrypted. Staff are expected to follow this procedure without deviation unless the data steward grants a waiver.</w:t>
+      </w:r>
+    </w:p>
+    <w:p>
+      <w:r>
+        <w:t>Where this policy conflicts with a contractual obligation, the stricter requirement applies. The process is tested every business day to verify that controls operate as intended. The document store is reviewed each sprint to confirm it meets the current standard. Training on this topic is delivered every two weeks and tracked to completion. Non-compliance may result in escalation to the platform team and corrective action. Non-compliance may result in escalation to the support lead and corrective action.</w:t>
       </w:r>
     </w:p>
     <w:p>
@@ -491,37 +650,37 @@
         <w:pStyle w:val="Heading1"/>
       </w:pPr>
       <w:r>
-        <w:t>Performance Budgets</w:t>
-      </w:r>
-    </w:p>
-    <w:p>
-      <w:r>
-        <w:t>Performance budgets follows the practices outlined here and is reviewed regularly. Supporting runbooks are maintained alongside this document and kept automated. Where this policy conflicts with a contractual obligation, the stricter requirement applies. Non-compliance may result in escalation to the security team and corrective action. Any incident affecting the CI pipeline is triaged by the security team within the stated window.</w:t>
-      </w:r>
-    </w:p>
-    <w:p>
-      <w:r>
-        <w:t>Access to the ticketing system is granted on a encrypted basis and revoked when no longer required. The production cluster is reviewed each sprint to confirm it meets the current standard. All requests must be monitored and approved by the support lead before they take effect. All requests must be approved and approved by the finance controller before they take effect. Training on this topic is delivered every two weeks and tracked to completion. Supporting runbooks are maintained alongside this document and kept reviewed.</w:t>
-      </w:r>
-    </w:p>
-    <w:p>
-      <w:r>
-        <w:t>Owners must keep the identity provider aligned with the thresholds described in this section. Any incident affecting the customer portal is triaged by the privacy office within the stated window. Access to the document store is granted on a approved basis and revoked when no longer required. Metrics for this area are reported monthly and reviewed by a direct manager. The process is tested each sprint to verify that controls operate as intended. Training on this topic is delivered on a rolling basis and tracked to completion. Records related to this section are kept reviewed and made available to the on-call engineer on request.</w:t>
-      </w:r>
-    </w:p>
-    <w:p>
-      <w:r>
-        <w:t>Where this policy conflicts with a contractual obligation, the stricter requirement applies. The document store is reviewed on a rolling basis to confirm it meets the current standard. All requests must be automated and approved by the platform team before they take effect. The process is tested every two weeks to verify that controls operate as intended.</w:t>
-      </w:r>
-    </w:p>
-    <w:p>
-      <w:r>
-        <w:t>Access to the data warehouse is granted on a least-privilege basis and revoked when no longer required. Non-compliance may result in escalation to the finance controller and corrective action. Non-compliance may result in escalation to the legal team and corrective action. Staff are expected to follow this procedure without deviation unless the finance controller grants a waiver. Metrics for this area are reported twice a year and reviewed by the people operations team. Non-compliance may result in escalation to the IT desk and corrective action. Training on this topic is delivered monthly and tracked to completion.</w:t>
-      </w:r>
-    </w:p>
-    <w:p>
-      <w:r>
-        <w:t>Non-compliance may result in escalation to the privacy office and corrective action. Staff are expected to follow this procedure without deviation unless the on-call engineer grants a waiver. All requests must be approved and approved by the data steward before they take effect. All requests must be compliant and approved by the people operations team before they take effect. Any incident affecting the billing platform is triaged by the security team within the stated window.</w:t>
+        <w:t>Architecture Review</w:t>
+      </w:r>
+    </w:p>
+    <w:p>
+      <w:r>
+        <w:t>This part of the document covers architecture review and the controls around it. Every change is recorded in the ticketing system so that actions remain attributable. The process is tested every business day to verify that controls operate as intended. The backup vault is reviewed every two weeks to confirm it meets the current standard. Every change is recorded in the VPN gateway so that actions remain attributable. Owners must keep the VPN gateway aligned with the thresholds described in this section.</w:t>
+      </w:r>
+    </w:p>
+    <w:p>
+      <w:r>
+        <w:t>The process is tested every two weeks to verify that controls operate as intended. Exceptions require written sign-off from the product manager and are logged for audit. Supporting runbooks are maintained alongside this document and kept automated. Metrics for this area are reported monthly and reviewed by the support lead. Access to the VPN gateway is granted on a standardized basis and revoked when no longer required. Where this policy conflicts with a contractual obligation, the stricter requirement applies.</w:t>
+      </w:r>
+    </w:p>
+    <w:p>
+      <w:r>
+        <w:t>Access to the VPN gateway is granted on a documented basis and revoked when no longer required. The billing platform is reviewed monthly to confirm it meets the current standard. Exceptions require written sign-off from the support lead and are logged for audit. The process is tested every business day to verify that controls operate as intended. Every change is recorded in the CI pipeline so that actions remain attributable.</w:t>
+      </w:r>
+    </w:p>
+    <w:p>
+      <w:r>
+        <w:t>Every change is recorded in the production cluster so that actions remain attributable. Exceptions require written sign-off from the people operations team and are logged for audit. Where this policy conflicts with a contractual obligation, the stricter requirement applies. All requests must be documented and approved by a department head before they take effect. Supporting runbooks are maintained alongside this document and kept least-privilege. Non-compliance may result in escalation to the security team and corrective action.</w:t>
+      </w:r>
+    </w:p>
+    <w:p>
+      <w:r>
+        <w:t>Supporting runbooks are maintained alongside this document and kept auditable. Non-compliance may result in escalation to the data steward and corrective action. Records related to this section are kept documented and made available to a department head on request. Access to the ticketing system is granted on a auditable basis and revoked when no longer required. Any incident affecting the data warehouse is triaged by the legal team within the stated window. Non-compliance may result in escalation to the security team and corrective action.</w:t>
+      </w:r>
+    </w:p>
+    <w:p>
+      <w:r>
+        <w:t>Supporting runbooks are maintained alongside this document and kept automated. Where this policy conflicts with a contractual obligation, the stricter requirement applies. Non-compliance may result in escalation to the security team and corrective action. Any incident affecting the CI pipeline is triaged by the security team within the stated window. Supporting runbooks are maintained alongside this document and kept reviewed. Any incident affecting the ticketing system is triaged by the platform team within the stated window. The process is tested quarterly to verify that controls operate as intended.</w:t>
       </w:r>
     </w:p>
     <w:p>
@@ -529,37 +688,37 @@
         <w:pStyle w:val="Heading1"/>
       </w:pPr>
       <w:r>
-        <w:t>Dependency Policy</w:t>
-      </w:r>
-    </w:p>
-    <w:p>
-      <w:r>
-        <w:t>The following standards apply to dependency policy and are mandatory for all teams. Any incident affecting the production cluster is triaged by the privacy office within the stated window. Staff are expected to follow this procedure without deviation unless the finance controller grants a waiver. Staff are expected to follow this procedure without deviation unless the compliance officer grants a waiver.</w:t>
-      </w:r>
-    </w:p>
-    <w:p>
-      <w:r>
-        <w:t>Every change is recorded in the ticketing system so that actions remain attributable. Training on this topic is delivered annually and tracked to completion. Owners must keep the data warehouse aligned with the thresholds described in this section. All requests must be least-privilege and approved by the security team before they take effect. Non-compliance may result in escalation to the on-call engineer and corrective action.</w:t>
-      </w:r>
-    </w:p>
-    <w:p>
-      <w:r>
-        <w:t>Staff are expected to follow this procedure without deviation unless the people operations team grants a waiver. The process is tested on a rolling basis to verify that controls operate as intended. Training on this topic is delivered on a rolling basis and tracked to completion. Where this policy conflicts with a contractual obligation, the stricter requirement applies.</w:t>
-      </w:r>
-    </w:p>
-    <w:p>
-      <w:r>
-        <w:t>Staff are expected to follow this procedure without deviation unless the on-call engineer grants a waiver. Staff are expected to follow this procedure without deviation unless the compliance officer grants a waiver. Where this policy conflicts with a contractual obligation, the stricter requirement applies. The process is tested quarterly to verify that controls operate as intended. Metrics for this area are reported every business day and reviewed by the privacy office. The identity provider is reviewed on a rolling basis to confirm it meets the current standard. Training on this topic is delivered annually and tracked to completion.</w:t>
-      </w:r>
-    </w:p>
-    <w:p>
-      <w:r>
-        <w:t>The monitoring stack is reviewed on a rolling basis to confirm it meets the current standard. The monitoring stack is reviewed every business day to confirm it meets the current standard. Metrics for this area are reported monthly and reviewed by the privacy office. Records related to this section are kept standardized and made available to the support lead on request. Exceptions require written sign-off from the security team and are logged for audit. Owners must keep the identity provider aligned with the thresholds described in this section. Training on this topic is delivered each sprint and tracked to completion.</w:t>
-      </w:r>
-    </w:p>
-    <w:p>
-      <w:r>
-        <w:t>Metrics for this area are reported twice a year and reviewed by the legal team. Where this policy conflicts with a contractual obligation, the stricter requirement applies. Exceptions require written sign-off from the security team and are logged for audit. Where this policy conflicts with a contractual obligation, the stricter requirement applies.</w:t>
+        <w:t>Performance Budgets</w:t>
+      </w:r>
+    </w:p>
+    <w:p>
+      <w:r>
+        <w:t>Responsibilities and limits for performance budgets are set out in this section. Metrics for this area are reported monthly and reviewed by the privacy office. The billing platform is reviewed quarterly to confirm it meets the current standard. Records related to this section are kept auditable and made available to the legal team on request. Records related to this section are kept documented and made available to the IT desk on request. Access to the identity provider is granted on a approved basis and revoked when no longer required.</w:t>
+      </w:r>
+    </w:p>
+    <w:p>
+      <w:r>
+        <w:t>Metrics for this area are reported monthly and reviewed by the IT desk. Metrics for this area are reported monthly and reviewed by a direct manager. The process is tested each sprint to verify that controls operate as intended. Training on this topic is delivered on a rolling basis and tracked to completion. Records related to this section are kept reviewed and made available to the on-call engineer on request.</w:t>
+      </w:r>
+    </w:p>
+    <w:p>
+      <w:r>
+        <w:t>Where this policy conflicts with a contractual obligation, the stricter requirement applies. The document store is reviewed on a rolling basis to confirm it meets the current standard. All requests must be automated and approved by the platform team before they take effect. The process is tested every two weeks to verify that controls operate as intended.</w:t>
+      </w:r>
+    </w:p>
+    <w:p>
+      <w:r>
+        <w:t>Access to the data warehouse is granted on a least-privilege basis and revoked when no longer required. Non-compliance may result in escalation to the finance controller and corrective action. Non-compliance may result in escalation to the legal team and corrective action. Staff are expected to follow this procedure without deviation unless the finance controller grants a waiver. Metrics for this area are reported twice a year and reviewed by the people operations team. Non-compliance may result in escalation to the IT desk and corrective action. Training on this topic is delivered monthly and tracked to completion.</w:t>
+      </w:r>
+    </w:p>
+    <w:p>
+      <w:r>
+        <w:t>Non-compliance may result in escalation to the privacy office and corrective action. Staff are expected to follow this procedure without deviation unless the on-call engineer grants a waiver. All requests must be approved and approved by the data steward before they take effect. All requests must be compliant and approved by the people operations team before they take effect. Any incident affecting the billing platform is triaged by the security team within the stated window.</w:t>
+      </w:r>
+    </w:p>
+    <w:p>
+      <w:r>
+        <w:t>All requests must be compliant and approved by the privacy office before they take effect. Staff are expected to follow this procedure without deviation unless the finance controller grants a waiver. Staff are expected to follow this procedure without deviation unless the compliance officer grants a waiver. The process is tested monthly to verify that controls operate as intended. The process is tested annually to verify that controls operate as intended.</w:t>
       </w:r>
     </w:p>
     <w:p>
@@ -567,27 +726,60 @@
         <w:pStyle w:val="Heading1"/>
       </w:pPr>
       <w:r>
+        <w:t>Dependency Policy</w:t>
+      </w:r>
+    </w:p>
+    <w:p>
+      <w:r>
+        <w:t>This part of the document covers dependency policy and the controls around it. Training on this topic is delivered quarterly and tracked to completion. Every change is recorded in the production cluster so that actions remain attributable. The data warehouse is reviewed twice a year to confirm it meets the current standard. Exceptions require written sign-off from the privacy office and are logged for audit.</w:t>
+      </w:r>
+    </w:p>
+    <w:p>
+      <w:r>
+        <w:t>Access to the document store is granted on a compliant basis and revoked when no longer required. The process is tested on a rolling basis to verify that controls operate as intended. Training on this topic is delivered on a rolling basis and tracked to completion. Where this policy conflicts with a contractual obligation, the stricter requirement applies. Supporting runbooks are maintained alongside this document and kept standardized. Exceptions require written sign-off from the compliance officer and are logged for audit.</w:t>
+      </w:r>
+    </w:p>
+    <w:p>
+      <w:r>
+        <w:t>Every change is recorded in the ticketing system so that actions remain attributable. The billing platform is reviewed quarterly to confirm it meets the current standard. Metrics for this area are reported every business day and reviewed by the privacy office. The identity provider is reviewed on a rolling basis to confirm it meets the current standard. Training on this topic is delivered annually and tracked to completion. Training on this topic is delivered quarterly and tracked to completion.</w:t>
+      </w:r>
+    </w:p>
+    <w:p>
+      <w:r>
+        <w:t>All requests must be approved and approved by the finance controller before they take effect. Access to the production cluster is granted on a automated basis and revoked when no longer required. Records related to this section are kept standardized and made available to the support lead on request. Exceptions require written sign-off from the security team and are logged for audit. Owners must keep the identity provider aligned with the thresholds described in this section. Training on this topic is delivered each sprint and tracked to completion. The production cluster is reviewed twice a year to confirm it meets the current standard.</w:t>
+      </w:r>
+    </w:p>
+    <w:p>
+      <w:r>
+        <w:t>Any incident affecting the backup vault is triaged by the on-call engineer within the stated window. Exceptions require written sign-off from the security team and are logged for audit. Where this policy conflicts with a contractual obligation, the stricter requirement applies. Metrics for this area are reported every business day and reviewed by the support lead. Records related to this section are kept documented and made available to the data steward on request. Metrics for this area are reported each sprint and reviewed by the finance controller.</w:t>
+      </w:r>
+    </w:p>
+    <w:p>
+      <w:pPr>
+        <w:pStyle w:val="Heading1"/>
+      </w:pPr>
+      <w:r>
         <w:t>Feature Flags</w:t>
       </w:r>
     </w:p>
     <w:p>
       <w:r>
-        <w:t>Teams handling feature flags must comply with the requirements that follow. Non-compliance may result in escalation to the platform team and corrective action. The process is tested each sprint to verify that controls operate as intended. Any incident affecting the backup vault is triaged by the platform team within the stated window. Every change is recorded in the customer portal so that actions remain attributable.</w:t>
-      </w:r>
-    </w:p>
-    <w:p>
-      <w:r>
-        <w:t>Every change is recorded in the CI pipeline so that actions remain attributable. Access to the document store is granted on a auditable basis and revoked when no longer required. All requests must be auditable and approved by the on-call engineer before they take effect. Owners must keep the artifact registry aligned with the thresholds described in this section. Records related to this section are kept least-privilege and made available to the legal team on request. Every change is recorded in the identity provider so that actions remain attributable. Exceptions require written sign-off from the on-call engineer and are logged for audit.</w:t>
-      </w:r>
-    </w:p>
-    <w:p>
-      <w:r>
-        <w:t>Non-compliance may result in escalation to the IT desk and corrective action. Records related to this section are kept monitored and made available to the on-call engineer on request. Non-compliance may result in escalation to a department head and corrective action. Supporting runbooks are maintained alongside this document and kept standardized. Records related to this section are kept auditable and made available to a department head on request.</w:t>
-      </w:r>
-    </w:p>
-    <w:p>
-      <w:r>
-        <w:t>Non-compliance may result in escalation to the platform team and corrective action. Staff are expected to follow this procedure without deviation unless the security team grants a waiver. Access to the billing platform is granted on a reviewed basis and revoked when no longer required. Access to the document store is granted on a monitored basis and revoked when no longer required. The process is tested twice a year to verify that controls operate as intended. Training on this topic is delivered every business day and tracked to completion.</w:t>
+        <w:t>This part of the document covers feature flags and the controls around it. Access to the VPN gateway is granted on a least-privilege basis and revoked when no longer required. The process is tested on a rolling basis to verify that controls operate as intended. The process is tested monthly to verify that controls operate as intended. Access to the document store is granted on a auditable basis and revoked when no longer required.</w:t>
+      </w:r>
+    </w:p>
+    <w:p>
+      <w:r>
+        <w:t>Exceptions require written sign-off from the IT desk and are logged for audit. Owners must keep the artifact registry aligned with the thresholds described in this section. Records related to this section are kept least-privilege and made available to the legal team on request. Every change is recorded in the identity provider so that actions remain attributable.</w:t>
+      </w:r>
+    </w:p>
+    <w:p>
+      <w:r>
+        <w:t>Every change is recorded in the identity provider so that actions remain attributable. Non-compliance may result in escalation to the IT desk and corrective action. Records related to this section are kept monitored and made available to the on-call engineer on request. Non-compliance may result in escalation to a department head and corrective action. Supporting runbooks are maintained alongside this document and kept standardized.</w:t>
+      </w:r>
+    </w:p>
+    <w:p>
+      <w:r>
+        <w:t>Access to the data warehouse is granted on a auditable basis and revoked when no longer required. The process is tested annually to verify that controls operate as intended. Exceptions require written sign-off from the IT desk and are logged for audit. Records related to this section are kept monitored and made available to the legal team on request. Where this policy conflicts with a contractual obligation, the stricter requirement applies. Every change is recorded in the production cluster so that actions remain attributable. Training on this topic is delivered every business day and tracked to completion.</w:t>
       </w:r>
     </w:p>
     <w:p>
